--- a/public/downloads/Langzeit-EKG-Tagebuch.docx
+++ b/public/downloads/Langzeit-EKG-Tagebuch.docx
@@ -50,7 +50,7 @@
         <w:rPr>
           <w:lang w:val="de-DE"/>
         </w:rPr>
-        <w:t>Langzeig-EKGs</w:t>
+        <w:t>Langzeit-EKGs</w:t>
       </w:r>
       <w:r>
         <w:rPr>
